--- a/backend/apps/contracts/document_templates/contract_kz.docx
+++ b/backend/apps/contracts/document_templates/contract_kz.docx
@@ -7059,55 +7059,6 @@
                 <w:noProof/>
                 <w:lang w:val="tk-TM"/>
               </w:rPr>
-              <w:drawing>
-                <wp:anchor distT="0" distB="0" distL="114300" distR="114300" simplePos="0" relativeHeight="251718656" behindDoc="1" locked="0" layoutInCell="1" allowOverlap="1" wp14:anchorId="73960356" wp14:editId="5739B1B3">
-                  <wp:simplePos x="0" y="0"/>
-                  <wp:positionH relativeFrom="column">
-                    <wp:posOffset>1644371</wp:posOffset>
-                  </wp:positionH>
-                  <wp:positionV relativeFrom="paragraph">
-                    <wp:posOffset>-55245</wp:posOffset>
-                  </wp:positionV>
-                  <wp:extent cx="2280333" cy="2770361"/>
-                  <wp:effectExtent l="0" t="0" r="5715" b="0"/>
-                  <wp:wrapNone/>
-                  <wp:docPr id="52" name="Picture 7"/>
-                  <wp:cNvGraphicFramePr>
-                    <a:graphicFrameLocks xmlns:a="http://schemas.openxmlformats.org/drawingml/2006/main" noChangeAspect="1"/>
-                  </wp:cNvGraphicFramePr>
-                  <a:graphic xmlns:a="http://schemas.openxmlformats.org/drawingml/2006/main">
-                    <a:graphicData uri="http://schemas.openxmlformats.org/drawingml/2006/picture">
-                      <pic:pic xmlns:pic="http://schemas.openxmlformats.org/drawingml/2006/picture">
-                        <pic:nvPicPr>
-                          <pic:cNvPr id="6" name="Picture 6"/>
-                          <pic:cNvPicPr/>
-                        </pic:nvPicPr>
-                        <pic:blipFill>
-                          <a:blip r:embed="rId8"/>
-                          <a:stretch>
-                            <a:fillRect/>
-                          </a:stretch>
-                        </pic:blipFill>
-                        <pic:spPr>
-                          <a:xfrm>
-                            <a:off x="0" y="0"/>
-                            <a:ext cx="2280333" cy="2770361"/>
-                          </a:xfrm>
-                          <a:prstGeom prst="rect">
-                            <a:avLst/>
-                          </a:prstGeom>
-                        </pic:spPr>
-                      </pic:pic>
-                    </a:graphicData>
-                  </a:graphic>
-                  <wp14:sizeRelH relativeFrom="margin">
-                    <wp14:pctWidth>0</wp14:pctWidth>
-                  </wp14:sizeRelH>
-                  <wp14:sizeRelV relativeFrom="margin">
-                    <wp14:pctHeight>0</wp14:pctHeight>
-                  </wp14:sizeRelV>
-                </wp:anchor>
-              </w:drawing>
             </w:r>
           </w:p>
           <w:p>
@@ -7231,6 +7182,9 @@
                 <w:lang w:val="tk-TM"/>
               </w:rPr>
               <w:t xml:space="preserve">       {{ seller_director }}</w:t>
+            </w:r>
+            <w:r>
+              <w:t xml:space="preserve">  {{ seller_seal }}{{ seller_signature }}</w:t>
             </w:r>
           </w:p>
           <w:p>
@@ -7874,114 +7828,6 @@
               <w:rPr>
                 <w:noProof/>
               </w:rPr>
-              <w:drawing>
-                <wp:anchor distT="0" distB="0" distL="114300" distR="114300" simplePos="0" relativeHeight="251714560" behindDoc="1" locked="0" layoutInCell="1" allowOverlap="1" wp14:anchorId="1D8DCCA3" wp14:editId="3788730D">
-                  <wp:simplePos x="0" y="0"/>
-                  <wp:positionH relativeFrom="column">
-                    <wp:posOffset>2241550</wp:posOffset>
-                  </wp:positionH>
-                  <wp:positionV relativeFrom="paragraph">
-                    <wp:posOffset>45085</wp:posOffset>
-                  </wp:positionV>
-                  <wp:extent cx="1676400" cy="1703306"/>
-                  <wp:effectExtent l="0" t="0" r="0" b="0"/>
-                  <wp:wrapNone/>
-                  <wp:docPr id="1" name="Picture 1"/>
-                  <wp:cNvGraphicFramePr>
-                    <a:graphicFrameLocks xmlns:a="http://schemas.openxmlformats.org/drawingml/2006/main" noChangeAspect="1"/>
-                  </wp:cNvGraphicFramePr>
-                  <a:graphic xmlns:a="http://schemas.openxmlformats.org/drawingml/2006/main">
-                    <a:graphicData uri="http://schemas.openxmlformats.org/drawingml/2006/picture">
-                      <pic:pic xmlns:pic="http://schemas.openxmlformats.org/drawingml/2006/picture">
-                        <pic:nvPicPr>
-                          <pic:cNvPr id="0" name="Picture 1"/>
-                          <pic:cNvPicPr>
-                            <a:picLocks noChangeAspect="1" noChangeArrowheads="1"/>
-                          </pic:cNvPicPr>
-                        </pic:nvPicPr>
-                        <pic:blipFill>
-                          <a:blip r:embed="rId9" cstate="print">
-                            <a:extLst>
-                              <a:ext uri="{BEBA8EAE-BF5A-486C-A8C5-ECC9F3942E4B}">
-                                <a14:imgProps xmlns:a14="http://schemas.microsoft.com/office/drawing/2010/main">
-                                  <a14:imgLayer r:embed="rId10">
-                                    <a14:imgEffect>
-                                      <a14:sharpenSoften amount="100000"/>
-                                    </a14:imgEffect>
-                                    <a14:imgEffect>
-                                      <a14:saturation sat="400000"/>
-                                    </a14:imgEffect>
-                                    <a14:imgEffect>
-                                      <a14:brightnessContrast contrast="41000"/>
-                                    </a14:imgEffect>
-                                  </a14:imgLayer>
-                                </a14:imgProps>
-                              </a:ext>
-                              <a:ext uri="{28A0092B-C50C-407E-A947-70E740481C1C}">
-                                <a14:useLocalDpi xmlns:a14="http://schemas.microsoft.com/office/drawing/2010/main" val="0"/>
-                              </a:ext>
-                            </a:extLst>
-                          </a:blip>
-                          <a:srcRect/>
-                          <a:stretch>
-                            <a:fillRect/>
-                          </a:stretch>
-                        </pic:blipFill>
-                        <pic:spPr bwMode="auto">
-                          <a:xfrm>
-                            <a:off x="0" y="0"/>
-                            <a:ext cx="1676400" cy="1703306"/>
-                          </a:xfrm>
-                          <a:prstGeom prst="rect">
-                            <a:avLst/>
-                          </a:prstGeom>
-                          <a:gradFill>
-                            <a:gsLst>
-                              <a:gs pos="31000">
-                                <a:schemeClr val="accent1">
-                                  <a:lumMod val="5000"/>
-                                  <a:lumOff val="95000"/>
-                                </a:schemeClr>
-                              </a:gs>
-                              <a:gs pos="74000">
-                                <a:schemeClr val="accent1">
-                                  <a:lumMod val="45000"/>
-                                  <a:lumOff val="55000"/>
-                                </a:schemeClr>
-                              </a:gs>
-                              <a:gs pos="83000">
-                                <a:schemeClr val="accent1">
-                                  <a:lumMod val="45000"/>
-                                  <a:lumOff val="55000"/>
-                                </a:schemeClr>
-                              </a:gs>
-                              <a:gs pos="69000">
-                                <a:schemeClr val="accent1">
-                                  <a:lumMod val="30000"/>
-                                  <a:lumOff val="70000"/>
-                                </a:schemeClr>
-                              </a:gs>
-                            </a:gsLst>
-                            <a:lin ang="5400000" scaled="1"/>
-                          </a:gradFill>
-                          <a:ln>
-                            <a:noFill/>
-                          </a:ln>
-                          <a:effectLst>
-                            <a:softEdge rad="0"/>
-                          </a:effectLst>
-                        </pic:spPr>
-                      </pic:pic>
-                    </a:graphicData>
-                  </a:graphic>
-                  <wp14:sizeRelH relativeFrom="margin">
-                    <wp14:pctWidth>0</wp14:pctWidth>
-                  </wp14:sizeRelH>
-                  <wp14:sizeRelV relativeFrom="margin">
-                    <wp14:pctHeight>0</wp14:pctHeight>
-                  </wp14:sizeRelV>
-                </wp:anchor>
-              </w:drawing>
             </w:r>
           </w:p>
           <w:p>
@@ -8153,6 +7999,9 @@
                 <w:lang w:val="tk-TM"/>
               </w:rPr>
               <w:t xml:space="preserve">{{ buyer_director_tk }} </w:t>
+            </w:r>
+            <w:r>
+              <w:t xml:space="preserve">  {{ buyer_seal }}{{ buyer_signature }}</w:t>
             </w:r>
           </w:p>
           <w:p>
@@ -9637,55 +9486,6 @@
                 <w:noProof/>
                 <w:lang w:val="tk-TM"/>
               </w:rPr>
-              <w:drawing>
-                <wp:anchor distT="0" distB="0" distL="114300" distR="114300" simplePos="0" relativeHeight="251720704" behindDoc="1" locked="0" layoutInCell="1" allowOverlap="1" wp14:anchorId="364EBA66" wp14:editId="798772DA">
-                  <wp:simplePos x="0" y="0"/>
-                  <wp:positionH relativeFrom="column">
-                    <wp:posOffset>0</wp:posOffset>
-                  </wp:positionH>
-                  <wp:positionV relativeFrom="paragraph">
-                    <wp:posOffset>64135</wp:posOffset>
-                  </wp:positionV>
-                  <wp:extent cx="2280285" cy="2769870"/>
-                  <wp:effectExtent l="0" t="0" r="5715" b="0"/>
-                  <wp:wrapNone/>
-                  <wp:docPr id="3" name="Picture 7"/>
-                  <wp:cNvGraphicFramePr>
-                    <a:graphicFrameLocks xmlns:a="http://schemas.openxmlformats.org/drawingml/2006/main" noChangeAspect="1"/>
-                  </wp:cNvGraphicFramePr>
-                  <a:graphic xmlns:a="http://schemas.openxmlformats.org/drawingml/2006/main">
-                    <a:graphicData uri="http://schemas.openxmlformats.org/drawingml/2006/picture">
-                      <pic:pic xmlns:pic="http://schemas.openxmlformats.org/drawingml/2006/picture">
-                        <pic:nvPicPr>
-                          <pic:cNvPr id="6" name="Picture 6"/>
-                          <pic:cNvPicPr/>
-                        </pic:nvPicPr>
-                        <pic:blipFill>
-                          <a:blip r:embed="rId8"/>
-                          <a:stretch>
-                            <a:fillRect/>
-                          </a:stretch>
-                        </pic:blipFill>
-                        <pic:spPr>
-                          <a:xfrm>
-                            <a:off x="0" y="0"/>
-                            <a:ext cx="2280285" cy="2769870"/>
-                          </a:xfrm>
-                          <a:prstGeom prst="rect">
-                            <a:avLst/>
-                          </a:prstGeom>
-                        </pic:spPr>
-                      </pic:pic>
-                    </a:graphicData>
-                  </a:graphic>
-                  <wp14:sizeRelH relativeFrom="margin">
-                    <wp14:pctWidth>0</wp14:pctWidth>
-                  </wp14:sizeRelH>
-                  <wp14:sizeRelV relativeFrom="margin">
-                    <wp14:pctHeight>0</wp14:pctHeight>
-                  </wp14:sizeRelV>
-                </wp:anchor>
-              </w:drawing>
             </w:r>
           </w:p>
           <w:p>
@@ -10013,114 +9813,6 @@
               <w:rPr>
                 <w:noProof/>
               </w:rPr>
-              <w:drawing>
-                <wp:anchor distT="0" distB="0" distL="114300" distR="114300" simplePos="0" relativeHeight="251716608" behindDoc="1" locked="0" layoutInCell="1" allowOverlap="1" wp14:anchorId="4E12AADD" wp14:editId="3E6FE081">
-                  <wp:simplePos x="0" y="0"/>
-                  <wp:positionH relativeFrom="column">
-                    <wp:posOffset>309880</wp:posOffset>
-                  </wp:positionH>
-                  <wp:positionV relativeFrom="paragraph">
-                    <wp:posOffset>153035</wp:posOffset>
-                  </wp:positionV>
-                  <wp:extent cx="1676400" cy="1703306"/>
-                  <wp:effectExtent l="0" t="0" r="0" b="0"/>
-                  <wp:wrapNone/>
-                  <wp:docPr id="2" name="Picture 2"/>
-                  <wp:cNvGraphicFramePr>
-                    <a:graphicFrameLocks xmlns:a="http://schemas.openxmlformats.org/drawingml/2006/main" noChangeAspect="1"/>
-                  </wp:cNvGraphicFramePr>
-                  <a:graphic xmlns:a="http://schemas.openxmlformats.org/drawingml/2006/main">
-                    <a:graphicData uri="http://schemas.openxmlformats.org/drawingml/2006/picture">
-                      <pic:pic xmlns:pic="http://schemas.openxmlformats.org/drawingml/2006/picture">
-                        <pic:nvPicPr>
-                          <pic:cNvPr id="0" name="Picture 1"/>
-                          <pic:cNvPicPr>
-                            <a:picLocks noChangeAspect="1" noChangeArrowheads="1"/>
-                          </pic:cNvPicPr>
-                        </pic:nvPicPr>
-                        <pic:blipFill>
-                          <a:blip r:embed="rId9" cstate="print">
-                            <a:extLst>
-                              <a:ext uri="{BEBA8EAE-BF5A-486C-A8C5-ECC9F3942E4B}">
-                                <a14:imgProps xmlns:a14="http://schemas.microsoft.com/office/drawing/2010/main">
-                                  <a14:imgLayer r:embed="rId10">
-                                    <a14:imgEffect>
-                                      <a14:sharpenSoften amount="100000"/>
-                                    </a14:imgEffect>
-                                    <a14:imgEffect>
-                                      <a14:saturation sat="400000"/>
-                                    </a14:imgEffect>
-                                    <a14:imgEffect>
-                                      <a14:brightnessContrast contrast="41000"/>
-                                    </a14:imgEffect>
-                                  </a14:imgLayer>
-                                </a14:imgProps>
-                              </a:ext>
-                              <a:ext uri="{28A0092B-C50C-407E-A947-70E740481C1C}">
-                                <a14:useLocalDpi xmlns:a14="http://schemas.microsoft.com/office/drawing/2010/main" val="0"/>
-                              </a:ext>
-                            </a:extLst>
-                          </a:blip>
-                          <a:srcRect/>
-                          <a:stretch>
-                            <a:fillRect/>
-                          </a:stretch>
-                        </pic:blipFill>
-                        <pic:spPr bwMode="auto">
-                          <a:xfrm>
-                            <a:off x="0" y="0"/>
-                            <a:ext cx="1676400" cy="1703306"/>
-                          </a:xfrm>
-                          <a:prstGeom prst="rect">
-                            <a:avLst/>
-                          </a:prstGeom>
-                          <a:gradFill>
-                            <a:gsLst>
-                              <a:gs pos="31000">
-                                <a:schemeClr val="accent1">
-                                  <a:lumMod val="5000"/>
-                                  <a:lumOff val="95000"/>
-                                </a:schemeClr>
-                              </a:gs>
-                              <a:gs pos="74000">
-                                <a:schemeClr val="accent1">
-                                  <a:lumMod val="45000"/>
-                                  <a:lumOff val="55000"/>
-                                </a:schemeClr>
-                              </a:gs>
-                              <a:gs pos="83000">
-                                <a:schemeClr val="accent1">
-                                  <a:lumMod val="45000"/>
-                                  <a:lumOff val="55000"/>
-                                </a:schemeClr>
-                              </a:gs>
-                              <a:gs pos="69000">
-                                <a:schemeClr val="accent1">
-                                  <a:lumMod val="30000"/>
-                                  <a:lumOff val="70000"/>
-                                </a:schemeClr>
-                              </a:gs>
-                            </a:gsLst>
-                            <a:lin ang="5400000" scaled="1"/>
-                          </a:gradFill>
-                          <a:ln>
-                            <a:noFill/>
-                          </a:ln>
-                          <a:effectLst>
-                            <a:softEdge rad="0"/>
-                          </a:effectLst>
-                        </pic:spPr>
-                      </pic:pic>
-                    </a:graphicData>
-                  </a:graphic>
-                  <wp14:sizeRelH relativeFrom="margin">
-                    <wp14:pctWidth>0</wp14:pctWidth>
-                  </wp14:sizeRelH>
-                  <wp14:sizeRelV relativeFrom="margin">
-                    <wp14:pctHeight>0</wp14:pctHeight>
-                  </wp14:sizeRelV>
-                </wp:anchor>
-              </w:drawing>
             </w:r>
           </w:p>
           <w:p>

--- a/backend/apps/contracts/document_templates/contract_kz.docx
+++ b/backend/apps/contracts/document_templates/contract_kz.docx
@@ -455,7 +455,7 @@
                 <w:szCs w:val="22"/>
                 <w:lang w:val="tk-TM"/>
               </w:rPr>
-              <w:t>“{{ seller_name_tk }}” HJ-iň (Türkmenistan), Tertipnama laýyklykda hereket edýän Direktor {{ seller_director }}</w:t>
+              <w:t>“{{ seller_name_tk }}” HJ-iň (Türkmenistan), Tertipnama laýyklykda hereket edýän Direktor {{ seller_director_tk }}</w:t>
             </w:r>
             <w:r>
               <w:rPr>
@@ -737,7 +737,7 @@
                 <w:sz w:val="22"/>
                 <w:szCs w:val="22"/>
               </w:rPr>
-              <w:t>(Туркменистан), в лице Директора {{ seller_director }}</w:t>
+              <w:t>(Туркменистан), в лице Директора {{ seller_director_ru }}</w:t>
             </w:r>
             <w:r>
               <w:rPr>
@@ -7181,7 +7181,7 @@
                 <w:szCs w:val="22"/>
                 <w:lang w:val="tk-TM"/>
               </w:rPr>
-              <w:t xml:space="preserve">       {{ seller_director }}</w:t>
+              <w:t xml:space="preserve">       {{ seller_director_tk }}</w:t>
             </w:r>
             <w:r>
               <w:t xml:space="preserve">  {{ seller_seal }}{{ seller_signature }}</w:t>
@@ -7244,7 +7244,7 @@
                 <w:sz w:val="22"/>
                 <w:szCs w:val="22"/>
               </w:rPr>
-              <w:t>{{ seller_director }}</w:t>
+              <w:t>{{ seller_director_ru }}</w:t>
             </w:r>
             <w:r>
               <w:rPr>
@@ -9588,7 +9588,7 @@
                 <w:b/>
                 <w:lang w:val="tk-TM"/>
               </w:rPr>
-              <w:t>{{ seller_director }}</w:t>
+              <w:t>{{ seller_director_ru }}</w:t>
             </w:r>
             <w:r>
               <w:rPr>
@@ -9614,7 +9614,7 @@
                 <w:sz w:val="24"/>
                 <w:lang w:val="tk-TM"/>
               </w:rPr>
-              <w:t>Direktor                      {{ seller_director }}</w:t>
+              <w:t>Direktor                      {{ seller_director_tk }}</w:t>
             </w:r>
           </w:p>
           <w:p>

--- a/backend/apps/contracts/document_templates/contract_kz.docx
+++ b/backend/apps/contracts/document_templates/contract_kz.docx
@@ -3628,7 +3628,7 @@
                 <w:szCs w:val="22"/>
                 <w:lang w:val="tk-TM"/>
               </w:rPr>
-              <w:t>Gazagystanyň</w:t>
+              <w:t>{{ dest_country_gen_tk }}</w:t>
             </w:r>
             <w:r>
               <w:rPr>
@@ -3679,7 +3679,7 @@
                 <w:szCs w:val="22"/>
                 <w:lang w:val="tk-TM"/>
               </w:rPr>
-              <w:t>Gazagystanyň</w:t>
+              <w:t>{{ dest_country_gen_tk }}</w:t>
             </w:r>
             <w:r>
               <w:rPr>
@@ -3807,7 +3807,38 @@
                 <w:sz w:val="22"/>
                 <w:szCs w:val="22"/>
               </w:rPr>
-              <w:t>Казахстан</w:t>
+              <w:t>{{ dest_country_gen_ru }}</w:t>
+            </w:r>
+            <w:r>
+              <w:rPr>
+                <w:sz w:val="22"/>
+                <w:szCs w:val="22"/>
+              </w:rPr>
+              <w:t>.</w:t>
+            </w:r>
+          </w:p>
+          <w:p>
+            <w:pPr>
+              <w:jc w:val="both"/>
+              <w:rPr>
+                <w:sz w:val="22"/>
+                <w:szCs w:val="22"/>
+              </w:rPr>
+            </w:pPr>
+            <w:r>
+              <w:rPr>
+                <w:b/>
+                <w:sz w:val="22"/>
+                <w:szCs w:val="22"/>
+              </w:rPr>
+              <w:t>4.2.</w:t>
+            </w:r>
+            <w:r>
+              <w:rPr>
+                <w:sz w:val="22"/>
+                <w:szCs w:val="22"/>
+              </w:rPr>
+              <w:t xml:space="preserve"> В случае выявления таможенной службой </w:t>
             </w:r>
             <w:r>
               <w:rPr>
@@ -3815,54 +3846,7 @@
                 <w:sz w:val="22"/>
                 <w:szCs w:val="22"/>
               </w:rPr>
-              <w:t>а</w:t>
-            </w:r>
-            <w:r>
-              <w:rPr>
-                <w:sz w:val="22"/>
-                <w:szCs w:val="22"/>
-              </w:rPr>
-              <w:t>.</w:t>
-            </w:r>
-          </w:p>
-          <w:p>
-            <w:pPr>
-              <w:jc w:val="both"/>
-              <w:rPr>
-                <w:sz w:val="22"/>
-                <w:szCs w:val="22"/>
-              </w:rPr>
-            </w:pPr>
-            <w:r>
-              <w:rPr>
-                <w:b/>
-                <w:sz w:val="22"/>
-                <w:szCs w:val="22"/>
-              </w:rPr>
-              <w:t>4.2.</w:t>
-            </w:r>
-            <w:r>
-              <w:rPr>
-                <w:sz w:val="22"/>
-                <w:szCs w:val="22"/>
-              </w:rPr>
-              <w:t xml:space="preserve"> В случае выявления таможенной службой </w:t>
-            </w:r>
-            <w:r>
-              <w:rPr>
-                <w:rFonts w:cs="Calibri"/>
-                <w:sz w:val="22"/>
-                <w:szCs w:val="22"/>
-              </w:rPr>
-              <w:t>Казахстан</w:t>
-            </w:r>
-            <w:r>
-              <w:rPr>
-                <w:rFonts w:cs="Calibri"/>
-                <w:sz w:val="22"/>
-                <w:szCs w:val="22"/>
-              </w:rPr>
-              <w:t>а</w:t>
+              <w:t>{{ dest_country_gen_ru }}</w:t>
             </w:r>
             <w:r>
               <w:rPr>

--- a/backend/apps/contracts/document_templates/contract_kz.docx
+++ b/backend/apps/contracts/document_templates/contract_kz.docx
@@ -6705,7 +6705,7 @@
               <w:tabs>
                 <w:tab w:val="left" w:pos="540"/>
               </w:tabs>
-              <w:jc w:val="both"/>
+              <w:jc w:val="left"/>
               <w:rPr>
                 <w:sz w:val="22"/>
                 <w:szCs w:val="22"/>
@@ -6991,7 +6991,7 @@
               <w:tabs>
                 <w:tab w:val="left" w:pos="540"/>
               </w:tabs>
-              <w:jc w:val="both"/>
+              <w:jc w:val="left"/>
               <w:rPr>
                 <w:bCs/>
                 <w:sz w:val="22"/>
@@ -7512,7 +7512,7 @@
           </w:p>
           <w:p>
             <w:pPr>
-              <w:jc w:val="both"/>
+              <w:jc w:val="left"/>
               <w:rPr>
                 <w:b/>
                 <w:bCs/>
@@ -7759,7 +7759,7 @@
           </w:p>
           <w:p>
             <w:pPr>
-              <w:jc w:val="both"/>
+              <w:jc w:val="left"/>
               <w:rPr>
                 <w:b/>
                 <w:bCs/>

--- a/backend/apps/contracts/document_templates/contract_kz.docx
+++ b/backend/apps/contracts/document_templates/contract_kz.docx
@@ -455,7 +455,7 @@
                 <w:szCs w:val="22"/>
                 <w:lang w:val="tk-TM"/>
               </w:rPr>
-              <w:t>“{{ seller_name_tk }}” HJ-iň (Türkmenistan), Tertipnama laýyklykda hereket edýän Direktor {{ seller_director_tk }}</w:t>
+              <w:t>{{ seller_clause_tk }}</w:t>
             </w:r>
             <w:r>
               <w:rPr>
@@ -715,36 +715,36 @@
                 <w:sz w:val="22"/>
                 <w:szCs w:val="22"/>
               </w:rPr>
-              <w:t xml:space="preserve">Хозяйственное общество </w:t>
-            </w:r>
-            <w:r>
-              <w:rPr>
-                <w:sz w:val="22"/>
-                <w:szCs w:val="22"/>
-              </w:rPr>
-              <w:t>«{{ seller_name_ru }}»</w:t>
-            </w:r>
-            <w:r>
-              <w:rPr>
-                <w:sz w:val="22"/>
-                <w:szCs w:val="22"/>
-                <w:lang w:val="tk-TM"/>
-              </w:rPr>
-              <w:t xml:space="preserve"> </w:t>
-            </w:r>
-            <w:r>
-              <w:rPr>
-                <w:sz w:val="22"/>
-                <w:szCs w:val="22"/>
-              </w:rPr>
-              <w:t>(Туркменистан), в лице Директора {{ seller_director_ru }}</w:t>
-            </w:r>
-            <w:r>
-              <w:rPr>
-                <w:sz w:val="22"/>
-                <w:szCs w:val="22"/>
-              </w:rPr>
-              <w:t>, действующего на основании Устава</w:t>
+              <w:t xml:space="preserve">{{ seller_clause_ru }}</w:t>
+            </w:r>
+            <w:r>
+              <w:rPr>
+                <w:sz w:val="22"/>
+                <w:szCs w:val="22"/>
+              </w:rPr>
+              <w:t/>
+            </w:r>
+            <w:r>
+              <w:rPr>
+                <w:sz w:val="22"/>
+                <w:szCs w:val="22"/>
+                <w:lang w:val="tk-TM"/>
+              </w:rPr>
+              <w:t xml:space="preserve"/>
+            </w:r>
+            <w:r>
+              <w:rPr>
+                <w:sz w:val="22"/>
+                <w:szCs w:val="22"/>
+              </w:rPr>
+              <w:t/>
+            </w:r>
+            <w:r>
+              <w:rPr>
+                <w:sz w:val="22"/>
+                <w:szCs w:val="22"/>
+              </w:rPr>
+              <w:t/>
             </w:r>
             <w:r>
               <w:rPr>
@@ -6482,7 +6482,7 @@
                 <w:szCs w:val="22"/>
                 <w:lang w:val="uz-Cyrl-UZ"/>
               </w:rPr>
-              <w:t>"</w:t>
+              <w:t>{{ seller_block_tk }}</w:t>
             </w:r>
             <w:r>
               <w:rPr>
@@ -6491,7 +6491,7 @@
                 <w:szCs w:val="22"/>
                 <w:lang w:val="sq-AL"/>
               </w:rPr>
-              <w:t>{{ seller_name_tk }}</w:t>
+              <w:t/>
             </w:r>
             <w:r>
               <w:rPr>
@@ -6500,7 +6500,7 @@
                 <w:szCs w:val="22"/>
                 <w:lang w:val="uz-Cyrl-UZ"/>
               </w:rPr>
-              <w:t>"</w:t>
+              <w:t/>
             </w:r>
             <w:r>
               <w:rPr>
@@ -6509,16 +6509,16 @@
                 <w:szCs w:val="22"/>
                 <w:lang w:val="sq-AL"/>
               </w:rPr>
+              <w:t xml:space="preserve"/>
+            </w:r>
+            <w:r>
+              <w:rPr>
+                <w:b/>
+                <w:sz w:val="22"/>
+                <w:szCs w:val="22"/>
+                <w:lang w:val="tk-TM"/>
+              </w:rPr>
               <w:t xml:space="preserve"> </w:t>
-            </w:r>
-            <w:r>
-              <w:rPr>
-                <w:b/>
-                <w:sz w:val="22"/>
-                <w:szCs w:val="22"/>
-                <w:lang w:val="tk-TM"/>
-              </w:rPr>
-              <w:t xml:space="preserve">hojalyk jemgyýeti </w:t>
             </w:r>
           </w:p>
           <w:p>
@@ -6852,7 +6852,7 @@
                 <w:sz w:val="22"/>
                 <w:szCs w:val="22"/>
               </w:rPr>
-              <w:t>Хозяйственное общество</w:t>
+              <w:t>{{ seller_block_ru }}</w:t>
             </w:r>
             <w:r>
               <w:rPr>
@@ -6861,7 +6861,7 @@
                 <w:szCs w:val="22"/>
                 <w:lang w:val="sq-AL"/>
               </w:rPr>
-              <w:t xml:space="preserve"> «{{ seller_name_ru }}»</w:t>
+              <w:t xml:space="preserve"/>
             </w:r>
           </w:p>
           <w:p>
@@ -7149,7 +7149,7 @@
                 <w:szCs w:val="22"/>
                 <w:lang w:val="tk-TM"/>
               </w:rPr>
-              <w:t xml:space="preserve">Direktor                               </w:t>
+              <w:t xml:space="preserve">{{ seller_title_tk }}                               </w:t>
             </w:r>
             <w:r>
               <w:rPr>
@@ -7183,7 +7183,7 @@
                 <w:szCs w:val="22"/>
                 <w:lang w:val="tk-TM"/>
               </w:rPr>
-              <w:t>Директор</w:t>
+              <w:t>{{ seller_title_ru }}</w:t>
             </w:r>
             <w:r>
               <w:rPr>
@@ -9378,14 +9378,14 @@
                 <w:b/>
                 <w:lang w:val="tk-TM"/>
               </w:rPr>
-              <w:t>ХО «</w:t>
-            </w:r>
-            <w:r>
-              <w:rPr>
-                <w:b/>
-                <w:lang w:val="tk-TM"/>
-              </w:rPr>
-              <w:t>{{ seller_name_ru }}</w:t>
+              <w:t>{{ seller_footer }}</w:t>
+            </w:r>
+            <w:r>
+              <w:rPr>
+                <w:b/>
+                <w:lang w:val="tk-TM"/>
+              </w:rPr>
+              <w:t/>
             </w:r>
             <w:r>
               <w:rPr>
@@ -9393,7 +9393,7 @@
                 <w:b/>
                 <w:lang w:val="tk-TM"/>
               </w:rPr>
-              <w:t>»</w:t>
+              <w:t/>
             </w:r>
             <w:r>
               <w:rPr>
@@ -9401,42 +9401,42 @@
                 <w:b/>
                 <w:lang w:val="tk-TM"/>
               </w:rPr>
-              <w:t>/</w:t>
+              <w:t/>
             </w:r>
             <w:r>
               <w:rPr>
                 <w:b/>
                 <w:lang w:val="uz-Cyrl-UZ"/>
               </w:rPr>
-              <w:t>"</w:t>
+              <w:t/>
             </w:r>
             <w:r>
               <w:rPr>
                 <w:b/>
                 <w:lang w:val="sq-AL"/>
               </w:rPr>
-              <w:t>{{ seller_name_tk }}</w:t>
+              <w:t/>
             </w:r>
             <w:r>
               <w:rPr>
                 <w:b/>
                 <w:lang w:val="uz-Cyrl-UZ"/>
               </w:rPr>
-              <w:t>"</w:t>
+              <w:t/>
             </w:r>
             <w:r>
               <w:rPr>
                 <w:b/>
                 <w:lang w:val="sq-AL"/>
               </w:rPr>
-              <w:t xml:space="preserve"> </w:t>
-            </w:r>
-            <w:r>
-              <w:rPr>
-                <w:b/>
-                <w:lang w:val="tk-TM"/>
-              </w:rPr>
-              <w:t>HJ</w:t>
+              <w:t xml:space="preserve"/>
+            </w:r>
+            <w:r>
+              <w:rPr>
+                <w:b/>
+                <w:lang w:val="tk-TM"/>
+              </w:rPr>
+              <w:t/>
             </w:r>
           </w:p>
           <w:p>
@@ -9565,7 +9565,7 @@
                 <w:bCs/>
                 <w:lang w:val="tk-TM"/>
               </w:rPr>
-              <w:t xml:space="preserve">Директор                  </w:t>
+              <w:t xml:space="preserve">{{ seller_title_ru }}                  </w:t>
             </w:r>
             <w:r>
               <w:rPr>
@@ -9598,7 +9598,7 @@
                 <w:sz w:val="24"/>
                 <w:lang w:val="tk-TM"/>
               </w:rPr>
-              <w:t>Direktor                      {{ seller_director_tk }}</w:t>
+              <w:t>{{ seller_title_tk }}                      {{ seller_director_tk }}</w:t>
             </w:r>
           </w:p>
           <w:p>
